--- a/LAB EXERCISES/LabSheet-8.docx
+++ b/LAB EXERCISES/LabSheet-8.docx
@@ -1,7 +1,31 @@
 
 <file path=word/document.xml><?xml version="1.0" encoding="utf-8"?>
-<w:document xmlns:wpc="http://schemas.microsoft.com/office/word/2010/wordprocessingCanvas" xmlns:cx="http://schemas.microsoft.com/office/drawing/2014/chartex" xmlns:mc="http://schemas.openxmlformats.org/markup-compatibility/2006" xmlns:o="urn:schemas-microsoft-com:office:office" xmlns:r="http://schemas.openxmlformats.org/officeDocument/2006/relationships" xmlns:m="http://schemas.openxmlformats.org/officeDocument/2006/math" xmlns:v="urn:schemas-microsoft-com:vml" xmlns:wp14="http://schemas.microsoft.com/office/word/2010/wordprocessingDrawing" xmlns:wp="http://schemas.openxmlformats.org/drawingml/2006/wordprocessingDrawing" xmlns:w10="urn:schemas-microsoft-com:office:word" xmlns:w="http://schemas.openxmlformats.org/wordprocessingml/2006/main" xmlns:w14="http://schemas.microsoft.com/office/word/2010/wordml" xmlns:w15="http://schemas.microsoft.com/office/word/2012/wordml" xmlns:w16se="http://schemas.microsoft.com/office/word/2015/wordml/symex" xmlns:wpg="http://schemas.microsoft.com/office/word/2010/wordprocessingGroup" xmlns:wpi="http://schemas.microsoft.com/office/word/2010/wordprocessingInk" xmlns:wne="http://schemas.microsoft.com/office/word/2006/wordml" xmlns:wps="http://schemas.microsoft.com/office/word/2010/wordprocessingShape" mc:Ignorable="w14 w15 w16se wp14">
+<w:document xmlns:wpc="http://schemas.microsoft.com/office/word/2010/wordprocessingCanvas" xmlns:cx="http://schemas.microsoft.com/office/drawing/2014/chartex" xmlns:cx1="http://schemas.microsoft.com/office/drawing/2015/9/8/chartex" xmlns:mc="http://schemas.openxmlformats.org/markup-compatibility/2006" xmlns:o="urn:schemas-microsoft-com:office:office" xmlns:r="http://schemas.openxmlformats.org/officeDocument/2006/relationships" xmlns:m="http://schemas.openxmlformats.org/officeDocument/2006/math" xmlns:v="urn:schemas-microsoft-com:vml" xmlns:wp14="http://schemas.microsoft.com/office/word/2010/wordprocessingDrawing" xmlns:wp="http://schemas.openxmlformats.org/drawingml/2006/wordprocessingDrawing" xmlns:w10="urn:schemas-microsoft-com:office:word" xmlns:w="http://schemas.openxmlformats.org/wordprocessingml/2006/main" xmlns:w14="http://schemas.microsoft.com/office/word/2010/wordml" xmlns:w15="http://schemas.microsoft.com/office/word/2012/wordml" xmlns:w16se="http://schemas.microsoft.com/office/word/2015/wordml/symex" xmlns:wpg="http://schemas.microsoft.com/office/word/2010/wordprocessingGroup" xmlns:wpi="http://schemas.microsoft.com/office/word/2010/wordprocessingInk" xmlns:wne="http://schemas.microsoft.com/office/word/2006/wordml" xmlns:wps="http://schemas.microsoft.com/office/word/2010/wordprocessingShape" mc:Ignorable="w14 w15 w16se wp14">
   <w:body>
+    <w:p>
+      <w:pPr>
+        <w:pStyle w:val="BodyText"/>
+        <w:ind w:left="720"/>
+        <w:rPr>
+          <w:spacing w:val="-2"/>
+        </w:rPr>
+      </w:pPr>
+      <w:r>
+        <w:rPr>
+          <w:spacing w:val="-2"/>
+        </w:rPr>
+        <w:t>Download mysql-connector.jar from Github suniljeevan Scalable Application Development Repo</w:t>
+      </w:r>
+    </w:p>
+    <w:p>
+      <w:pPr>
+        <w:pStyle w:val="BodyText"/>
+        <w:ind w:left="720"/>
+        <w:rPr>
+          <w:spacing w:val="-2"/>
+        </w:rPr>
+      </w:pPr>
+    </w:p>
     <w:p>
       <w:pPr>
         <w:pStyle w:val="BodyText"/>
@@ -75,21 +99,7 @@
         <w:rPr>
           <w:spacing w:val="-2"/>
         </w:rPr>
-        <w:t xml:space="preserve">Develop a Java application using MySQL and JDBC to manage an </w:t>
-      </w:r>
-      <w:proofErr w:type="spellStart"/>
-      <w:r>
-        <w:rPr>
-          <w:spacing w:val="-2"/>
-        </w:rPr>
-        <w:t>EmployeeDatabase</w:t>
-      </w:r>
-      <w:proofErr w:type="spellEnd"/>
-      <w:r>
-        <w:rPr>
-          <w:spacing w:val="-2"/>
-        </w:rPr>
-        <w:t xml:space="preserve">. Create a </w:t>
+        <w:t xml:space="preserve">Develop a Java application using MySQL and JDBC to manage an EmployeeDatabase. Create a </w:t>
       </w:r>
     </w:p>
     <w:p>
@@ -104,21 +114,7 @@
         <w:rPr>
           <w:spacing w:val="-2"/>
         </w:rPr>
-        <w:t xml:space="preserve">database </w:t>
-      </w:r>
-      <w:proofErr w:type="spellStart"/>
-      <w:r>
-        <w:rPr>
-          <w:spacing w:val="-2"/>
-        </w:rPr>
-        <w:t>employeedb</w:t>
-      </w:r>
-      <w:proofErr w:type="spellEnd"/>
-      <w:r>
-        <w:rPr>
-          <w:spacing w:val="-2"/>
-        </w:rPr>
-        <w:t xml:space="preserve"> and an employee table, demonstrate JDBC connection steps, and perform </w:t>
+        <w:t xml:space="preserve">database employeedb and an employee table, demonstrate JDBC connection steps, and perform </w:t>
       </w:r>
     </w:p>
     <w:p>
@@ -149,6 +145,9 @@
       <w:pPr>
         <w:pStyle w:val="BodyText"/>
         <w:ind w:left="720"/>
+        <w:rPr>
+          <w:spacing w:val="-2"/>
+        </w:rPr>
       </w:pPr>
       <w:r>
         <w:rPr>
@@ -156,6 +155,36 @@
         </w:rPr>
         <w:t>ALGORITHM:</w:t>
       </w:r>
+    </w:p>
+    <w:p>
+      <w:pPr>
+        <w:pStyle w:val="BodyText"/>
+        <w:ind w:left="720"/>
+        <w:rPr>
+          <w:spacing w:val="-2"/>
+        </w:rPr>
+      </w:pPr>
+    </w:p>
+    <w:p>
+      <w:pPr>
+        <w:pStyle w:val="BodyText"/>
+        <w:ind w:left="720"/>
+      </w:pPr>
+      <w:r>
+        <w:rPr>
+          <w:spacing w:val="-2"/>
+        </w:rPr>
+        <w:t>Step 0: Create a Java Project name it JDBCAPP, Select Project -&gt; Right Click-&gt; Build Path-&gt;</w:t>
+      </w:r>
+      <w:r>
+        <w:rPr>
+          <w:spacing w:val="-2"/>
+        </w:rPr>
+        <w:br/>
+        <w:t>configure Build Path -&gt; Select Libraries-&gt; Select ClassPath-&gt; Click External Jar-&gt; Downloads/mysql-connector.jar-&gt;open-&gt;Apply and Close</w:t>
+      </w:r>
+      <w:bookmarkStart w:id="0" w:name="_GoBack"/>
+      <w:bookmarkEnd w:id="0"/>
     </w:p>
     <w:p>
       <w:pPr>
@@ -393,7 +422,6 @@
         </w:rPr>
         <w:tab/>
       </w:r>
-      <w:proofErr w:type="spellStart"/>
       <w:r>
         <w:rPr>
           <w:color w:val="333333"/>
@@ -401,7 +429,6 @@
         </w:rPr>
         <w:t>mysql</w:t>
       </w:r>
-      <w:proofErr w:type="spellEnd"/>
       <w:r>
         <w:rPr>
           <w:color w:val="333333"/>
@@ -429,27 +456,36 @@
         <w:t xml:space="preserve">by </w:t>
       </w:r>
       <w:r>
-        <w:t xml:space="preserve">create table </w:t>
-      </w:r>
-      <w:proofErr w:type="spellStart"/>
-      <w:proofErr w:type="gramStart"/>
-      <w:r>
-        <w:t>emp</w:t>
-      </w:r>
-      <w:proofErr w:type="spellEnd"/>
+        <w:t xml:space="preserve">create table emp(eno </w:t>
+      </w:r>
+      <w:r>
+        <w:rPr>
+          <w:b/>
+          <w:color w:val="006699"/>
+        </w:rPr>
+        <w:t>int</w:t>
+      </w:r>
       <w:r>
         <w:t>(</w:t>
       </w:r>
-      <w:proofErr w:type="spellStart"/>
-      <w:proofErr w:type="gramEnd"/>
-      <w:r>
-        <w:t>eno</w:t>
-      </w:r>
-      <w:proofErr w:type="spellEnd"/>
-      <w:r>
-        <w:t xml:space="preserve"> </w:t>
-      </w:r>
-      <w:proofErr w:type="spellStart"/>
+      <w:r>
+        <w:rPr>
+          <w:color w:val="C00000"/>
+        </w:rPr>
+        <w:t>10</w:t>
+      </w:r>
+      <w:r>
+        <w:t>),name varchar(</w:t>
+      </w:r>
+      <w:r>
+        <w:rPr>
+          <w:color w:val="C00000"/>
+        </w:rPr>
+        <w:t>40</w:t>
+      </w:r>
+      <w:r>
+        <w:t xml:space="preserve">),age </w:t>
+      </w:r>
       <w:r>
         <w:rPr>
           <w:b/>
@@ -457,37 +493,6 @@
         </w:rPr>
         <w:t>int</w:t>
       </w:r>
-      <w:proofErr w:type="spellEnd"/>
-      <w:r>
-        <w:t>(</w:t>
-      </w:r>
-      <w:r>
-        <w:rPr>
-          <w:color w:val="C00000"/>
-        </w:rPr>
-        <w:t>10</w:t>
-      </w:r>
-      <w:r>
-        <w:t>),name varchar(</w:t>
-      </w:r>
-      <w:r>
-        <w:rPr>
-          <w:color w:val="C00000"/>
-        </w:rPr>
-        <w:t>40</w:t>
-      </w:r>
-      <w:r>
-        <w:t xml:space="preserve">),age </w:t>
-      </w:r>
-      <w:proofErr w:type="spellStart"/>
-      <w:r>
-        <w:rPr>
-          <w:b/>
-          <w:color w:val="006699"/>
-        </w:rPr>
-        <w:t>int</w:t>
-      </w:r>
-      <w:proofErr w:type="spellEnd"/>
       <w:r>
         <w:t>(</w:t>
       </w:r>
@@ -518,8 +523,6 @@
         <w:spacing w:before="1" w:line="300" w:lineRule="auto"/>
         <w:ind w:left="720" w:right="1440"/>
       </w:pPr>
-      <w:bookmarkStart w:id="0" w:name="_GoBack"/>
-      <w:bookmarkEnd w:id="0"/>
     </w:p>
     <w:p>
       <w:pPr>
@@ -919,33 +922,13 @@
         </w:rPr>
         <w:t xml:space="preserve"> </w:t>
       </w:r>
-      <w:proofErr w:type="spellStart"/>
-      <w:proofErr w:type="gramStart"/>
       <w:r>
         <w:rPr>
           <w:i/>
           <w:color w:val="494949"/>
           <w:sz w:val="24"/>
         </w:rPr>
-        <w:t>getConnection</w:t>
-      </w:r>
-      <w:proofErr w:type="spellEnd"/>
-      <w:r>
-        <w:rPr>
-          <w:i/>
-          <w:color w:val="494949"/>
-          <w:sz w:val="24"/>
-        </w:rPr>
-        <w:t>(</w:t>
-      </w:r>
-      <w:proofErr w:type="gramEnd"/>
-      <w:r>
-        <w:rPr>
-          <w:i/>
-          <w:color w:val="494949"/>
-          <w:sz w:val="24"/>
-        </w:rPr>
-        <w:t>)</w:t>
+        <w:t>getConnection()</w:t>
       </w:r>
       <w:r>
         <w:rPr>
@@ -1449,33 +1432,13 @@
         </w:rPr>
         <w:t xml:space="preserve"> </w:t>
       </w:r>
-      <w:proofErr w:type="spellStart"/>
-      <w:proofErr w:type="gramStart"/>
       <w:r>
         <w:rPr>
           <w:i/>
           <w:color w:val="494949"/>
           <w:sz w:val="24"/>
         </w:rPr>
-        <w:t>getXXX</w:t>
-      </w:r>
-      <w:proofErr w:type="spellEnd"/>
-      <w:r>
-        <w:rPr>
-          <w:i/>
-          <w:color w:val="494949"/>
-          <w:sz w:val="24"/>
-        </w:rPr>
-        <w:t>(</w:t>
-      </w:r>
-      <w:proofErr w:type="gramEnd"/>
-      <w:r>
-        <w:rPr>
-          <w:i/>
-          <w:color w:val="494949"/>
-          <w:sz w:val="24"/>
-        </w:rPr>
-        <w:t xml:space="preserve">) </w:t>
+        <w:t xml:space="preserve">getXXX() </w:t>
       </w:r>
       <w:r>
         <w:rPr>
@@ -1856,27 +1819,11 @@
         </w:rPr>
         <w:t xml:space="preserve">import </w:t>
       </w:r>
-      <w:proofErr w:type="spellStart"/>
-      <w:proofErr w:type="gramStart"/>
-      <w:r>
-        <w:rPr>
-          <w:sz w:val="24"/>
-        </w:rPr>
-        <w:t>java.sql</w:t>
-      </w:r>
-      <w:proofErr w:type="spellEnd"/>
-      <w:r>
-        <w:rPr>
-          <w:sz w:val="24"/>
-        </w:rPr>
-        <w:t>.*</w:t>
-      </w:r>
-      <w:proofErr w:type="gramEnd"/>
-      <w:r>
-        <w:rPr>
-          <w:sz w:val="24"/>
-        </w:rPr>
-        <w:t xml:space="preserve">; </w:t>
+      <w:r>
+        <w:rPr>
+          <w:sz w:val="24"/>
+        </w:rPr>
+        <w:t xml:space="preserve">java.sql.*; </w:t>
       </w:r>
       <w:r>
         <w:rPr>
@@ -1886,19 +1833,11 @@
         </w:rPr>
         <w:t xml:space="preserve">import </w:t>
       </w:r>
-      <w:proofErr w:type="spellStart"/>
-      <w:r>
-        <w:rPr>
-          <w:sz w:val="24"/>
-        </w:rPr>
-        <w:t>java.util</w:t>
-      </w:r>
-      <w:proofErr w:type="spellEnd"/>
-      <w:r>
-        <w:rPr>
-          <w:sz w:val="24"/>
-        </w:rPr>
-        <w:t xml:space="preserve">.*; </w:t>
+      <w:r>
+        <w:rPr>
+          <w:sz w:val="24"/>
+        </w:rPr>
+        <w:t xml:space="preserve">java.util.*; </w:t>
       </w:r>
       <w:r>
         <w:rPr>
@@ -2021,21 +1960,7 @@
         <w:rPr>
           <w:sz w:val="24"/>
         </w:rPr>
-        <w:t>main(</w:t>
-      </w:r>
-      <w:proofErr w:type="gramStart"/>
-      <w:r>
-        <w:rPr>
-          <w:sz w:val="24"/>
-        </w:rPr>
-        <w:t>String[</w:t>
-      </w:r>
-      <w:proofErr w:type="gramEnd"/>
-      <w:r>
-        <w:rPr>
-          <w:sz w:val="24"/>
-        </w:rPr>
-        <w:t>]</w:t>
+        <w:t>main(String[]</w:t>
       </w:r>
       <w:r>
         <w:rPr>
@@ -2044,7 +1969,6 @@
         </w:rPr>
         <w:t xml:space="preserve"> </w:t>
       </w:r>
-      <w:proofErr w:type="spellStart"/>
       <w:r>
         <w:rPr>
           <w:color w:val="6A3D3D"/>
@@ -2052,7 +1976,6 @@
         </w:rPr>
         <w:t>args</w:t>
       </w:r>
-      <w:proofErr w:type="spellEnd"/>
       <w:r>
         <w:rPr>
           <w:sz w:val="24"/>
@@ -2082,7 +2005,6 @@
           <w:sz w:val="24"/>
         </w:rPr>
       </w:pPr>
-      <w:proofErr w:type="gramStart"/>
       <w:r>
         <w:rPr>
           <w:b/>
@@ -2090,248 +2012,182 @@
           <w:spacing w:val="-4"/>
           <w:sz w:val="24"/>
         </w:rPr>
-        <w:t>t</w:t>
-      </w:r>
+        <w:t>try</w:t>
+      </w:r>
+      <w:r>
+        <w:rPr>
+          <w:spacing w:val="-4"/>
+          <w:sz w:val="24"/>
+        </w:rPr>
+        <w:t>{</w:t>
+      </w:r>
+    </w:p>
+    <w:p>
+      <w:pPr>
+        <w:pStyle w:val="BodyText"/>
+        <w:ind w:left="2881" w:right="3925"/>
+      </w:pPr>
+      <w:r>
+        <w:rPr>
+          <w:spacing w:val="-2"/>
+        </w:rPr>
+        <w:t>Class.</w:t>
+      </w:r>
+      <w:r>
+        <w:rPr>
+          <w:i/>
+          <w:spacing w:val="-2"/>
+        </w:rPr>
+        <w:t>forName</w:t>
+      </w:r>
+      <w:r>
+        <w:rPr>
+          <w:spacing w:val="-2"/>
+        </w:rPr>
+        <w:t>(</w:t>
+      </w:r>
+      <w:r>
+        <w:rPr>
+          <w:color w:val="2A00FF"/>
+          <w:spacing w:val="-2"/>
+        </w:rPr>
+        <w:t>"com.mysql.jdbc.Driver"</w:t>
+      </w:r>
+      <w:r>
+        <w:rPr>
+          <w:spacing w:val="-2"/>
+        </w:rPr>
+        <w:t>); Connection</w:t>
+      </w:r>
+    </w:p>
+    <w:p>
+      <w:pPr>
+        <w:pStyle w:val="BodyText"/>
+        <w:ind w:left="720" w:right="1499"/>
+      </w:pPr>
+      <w:r>
+        <w:rPr>
+          <w:color w:val="6A3D3D"/>
+          <w:spacing w:val="-2"/>
+        </w:rPr>
+        <w:t>con</w:t>
+      </w:r>
+      <w:r>
+        <w:rPr>
+          <w:spacing w:val="-2"/>
+        </w:rPr>
+        <w:t>=DriverManager.</w:t>
+      </w:r>
+      <w:r>
+        <w:rPr>
+          <w:i/>
+          <w:spacing w:val="-2"/>
+        </w:rPr>
+        <w:t>getConnection</w:t>
+      </w:r>
+      <w:r>
+        <w:rPr>
+          <w:spacing w:val="-2"/>
+        </w:rPr>
+        <w:t>(</w:t>
+      </w:r>
+      <w:r>
+        <w:rPr>
+          <w:color w:val="2A00FF"/>
+          <w:spacing w:val="-2"/>
+        </w:rPr>
+        <w:t>"jdbc:mysql://localhost:3306/employee?characterEncoding= latin1"</w:t>
+      </w:r>
+      <w:r>
+        <w:rPr>
+          <w:spacing w:val="-2"/>
+        </w:rPr>
+        <w:t>,</w:t>
+      </w:r>
+      <w:r>
+        <w:rPr>
+          <w:color w:val="2A00FF"/>
+          <w:spacing w:val="-2"/>
+        </w:rPr>
+        <w:t>"root"</w:t>
+      </w:r>
+      <w:r>
+        <w:rPr>
+          <w:spacing w:val="-2"/>
+        </w:rPr>
+        <w:t>,</w:t>
+      </w:r>
+      <w:r>
+        <w:rPr>
+          <w:color w:val="2A00FF"/>
+          <w:spacing w:val="-2"/>
+        </w:rPr>
+        <w:t>"root"</w:t>
+      </w:r>
+      <w:r>
+        <w:rPr>
+          <w:spacing w:val="-2"/>
+        </w:rPr>
+        <w:t>);</w:t>
+      </w:r>
+    </w:p>
+    <w:p>
+      <w:pPr>
+        <w:pStyle w:val="BodyText"/>
+        <w:ind w:left="2881"/>
+      </w:pPr>
+      <w:r>
+        <w:t>Statement</w:t>
+      </w:r>
+      <w:r>
+        <w:rPr>
+          <w:spacing w:val="-1"/>
+        </w:rPr>
+        <w:t xml:space="preserve"> </w:t>
+      </w:r>
+      <w:r>
+        <w:rPr>
+          <w:color w:val="6A3D3D"/>
+          <w:spacing w:val="-2"/>
+        </w:rPr>
+        <w:t>stmt</w:t>
+      </w:r>
+      <w:r>
+        <w:rPr>
+          <w:spacing w:val="-2"/>
+        </w:rPr>
+        <w:t>=</w:t>
+      </w:r>
+      <w:r>
+        <w:rPr>
+          <w:color w:val="6A3D3D"/>
+          <w:spacing w:val="-2"/>
+        </w:rPr>
+        <w:t>con</w:t>
+      </w:r>
+      <w:r>
+        <w:rPr>
+          <w:spacing w:val="-2"/>
+        </w:rPr>
+        <w:t>.createStatement();</w:t>
+      </w:r>
+    </w:p>
+    <w:p>
+      <w:pPr>
+        <w:ind w:left="2160"/>
+        <w:rPr>
+          <w:sz w:val="24"/>
+        </w:rPr>
+      </w:pPr>
       <w:r>
         <w:rPr>
           <w:b/>
           <w:color w:val="7E0054"/>
-          <w:spacing w:val="-4"/>
-          <w:sz w:val="24"/>
-        </w:rPr>
-        <w:t>ry</w:t>
-      </w:r>
-      <w:r>
-        <w:rPr>
-          <w:spacing w:val="-4"/>
-          <w:sz w:val="24"/>
-        </w:rPr>
-        <w:t>{</w:t>
-      </w:r>
-      <w:proofErr w:type="gramEnd"/>
-    </w:p>
-    <w:p>
-      <w:pPr>
-        <w:pStyle w:val="BodyText"/>
-        <w:ind w:left="2881" w:right="3925"/>
-      </w:pPr>
-      <w:proofErr w:type="spellStart"/>
-      <w:r>
-        <w:rPr>
-          <w:spacing w:val="-2"/>
-        </w:rPr>
-        <w:t>Class.</w:t>
-      </w:r>
-      <w:r>
-        <w:rPr>
-          <w:i/>
-          <w:spacing w:val="-2"/>
-        </w:rPr>
-        <w:t>forName</w:t>
-      </w:r>
-      <w:proofErr w:type="spellEnd"/>
-      <w:r>
-        <w:rPr>
-          <w:spacing w:val="-2"/>
-        </w:rPr>
-        <w:t>(</w:t>
-      </w:r>
-      <w:r>
-        <w:rPr>
-          <w:color w:val="2A00FF"/>
-          <w:spacing w:val="-2"/>
-        </w:rPr>
-        <w:t>"</w:t>
-      </w:r>
-      <w:proofErr w:type="spellStart"/>
-      <w:proofErr w:type="gramStart"/>
-      <w:r>
-        <w:rPr>
-          <w:color w:val="2A00FF"/>
-          <w:spacing w:val="-2"/>
-        </w:rPr>
-        <w:t>com.mysql</w:t>
-      </w:r>
-      <w:proofErr w:type="gramEnd"/>
-      <w:r>
-        <w:rPr>
-          <w:color w:val="2A00FF"/>
-          <w:spacing w:val="-2"/>
-        </w:rPr>
-        <w:t>.jdbc.Driver</w:t>
-      </w:r>
-      <w:proofErr w:type="spellEnd"/>
-      <w:r>
-        <w:rPr>
-          <w:color w:val="2A00FF"/>
-          <w:spacing w:val="-2"/>
-        </w:rPr>
-        <w:t>"</w:t>
-      </w:r>
-      <w:r>
-        <w:rPr>
-          <w:spacing w:val="-2"/>
-        </w:rPr>
-        <w:t>); Connection</w:t>
-      </w:r>
-    </w:p>
-    <w:p>
-      <w:pPr>
-        <w:pStyle w:val="BodyText"/>
-        <w:ind w:left="720" w:right="1499"/>
-      </w:pPr>
-      <w:r>
-        <w:rPr>
-          <w:color w:val="6A3D3D"/>
-          <w:spacing w:val="-2"/>
-        </w:rPr>
-        <w:t>con</w:t>
-      </w:r>
-      <w:r>
-        <w:rPr>
-          <w:spacing w:val="-2"/>
-        </w:rPr>
-        <w:t>=DriverManager.</w:t>
-      </w:r>
-      <w:r>
-        <w:rPr>
-          <w:i/>
-          <w:spacing w:val="-2"/>
-        </w:rPr>
-        <w:t>getConnection</w:t>
-      </w:r>
-      <w:r>
-        <w:rPr>
-          <w:spacing w:val="-2"/>
-        </w:rPr>
-        <w:t>(</w:t>
-      </w:r>
-      <w:r>
-        <w:rPr>
-          <w:color w:val="2A00FF"/>
-          <w:spacing w:val="-2"/>
-        </w:rPr>
-        <w:t>"</w:t>
-      </w:r>
-      <w:proofErr w:type="gramStart"/>
-      <w:r>
-        <w:rPr>
-          <w:color w:val="2A00FF"/>
-          <w:spacing w:val="-2"/>
-        </w:rPr>
-        <w:t>jdbc:mysql://localhost:3306/employee?characterEncoding</w:t>
-      </w:r>
-      <w:proofErr w:type="gramEnd"/>
-      <w:r>
-        <w:rPr>
-          <w:color w:val="2A00FF"/>
-          <w:spacing w:val="-2"/>
-        </w:rPr>
-        <w:t>= latin1"</w:t>
-      </w:r>
-      <w:r>
-        <w:rPr>
-          <w:spacing w:val="-2"/>
-        </w:rPr>
-        <w:t>,</w:t>
-      </w:r>
-      <w:r>
-        <w:rPr>
-          <w:color w:val="2A00FF"/>
-          <w:spacing w:val="-2"/>
-        </w:rPr>
-        <w:t>"root"</w:t>
-      </w:r>
-      <w:r>
-        <w:rPr>
-          <w:spacing w:val="-2"/>
-        </w:rPr>
-        <w:t>,</w:t>
-      </w:r>
-      <w:r>
-        <w:rPr>
-          <w:color w:val="2A00FF"/>
-          <w:spacing w:val="-2"/>
-        </w:rPr>
-        <w:t>"root"</w:t>
-      </w:r>
-      <w:r>
-        <w:rPr>
-          <w:spacing w:val="-2"/>
-        </w:rPr>
-        <w:t>);</w:t>
-      </w:r>
-    </w:p>
-    <w:p>
-      <w:pPr>
-        <w:pStyle w:val="BodyText"/>
-        <w:ind w:left="2881"/>
-      </w:pPr>
-      <w:r>
-        <w:t>Statement</w:t>
-      </w:r>
-      <w:r>
-        <w:rPr>
-          <w:spacing w:val="-1"/>
-        </w:rPr>
-        <w:t xml:space="preserve"> </w:t>
-      </w:r>
-      <w:proofErr w:type="spellStart"/>
-      <w:r>
-        <w:rPr>
-          <w:color w:val="6A3D3D"/>
-          <w:spacing w:val="-2"/>
-        </w:rPr>
-        <w:t>stmt</w:t>
-      </w:r>
-      <w:proofErr w:type="spellEnd"/>
-      <w:r>
-        <w:rPr>
-          <w:spacing w:val="-2"/>
-        </w:rPr>
-        <w:t>=</w:t>
-      </w:r>
-      <w:proofErr w:type="spellStart"/>
-      <w:proofErr w:type="gramStart"/>
-      <w:r>
-        <w:rPr>
-          <w:color w:val="6A3D3D"/>
-          <w:spacing w:val="-2"/>
-        </w:rPr>
-        <w:t>con</w:t>
-      </w:r>
-      <w:r>
-        <w:rPr>
-          <w:spacing w:val="-2"/>
-        </w:rPr>
-        <w:t>.createStatement</w:t>
-      </w:r>
-      <w:proofErr w:type="spellEnd"/>
-      <w:proofErr w:type="gramEnd"/>
-      <w:r>
-        <w:rPr>
-          <w:spacing w:val="-2"/>
-        </w:rPr>
-        <w:t>();</w:t>
-      </w:r>
-    </w:p>
-    <w:p>
-      <w:pPr>
-        <w:ind w:left="2160"/>
-        <w:rPr>
-          <w:sz w:val="24"/>
-        </w:rPr>
-      </w:pPr>
-      <w:proofErr w:type="spellStart"/>
-      <w:r>
-        <w:rPr>
-          <w:b/>
-          <w:color w:val="7E0054"/>
-          <w:sz w:val="24"/>
-        </w:rPr>
+          <w:sz w:val="24"/>
+        </w:rPr>
+        <w:lastRenderedPageBreak/>
         <w:t>int</w:t>
       </w:r>
-      <w:proofErr w:type="spellEnd"/>
       <w:r>
         <w:rPr>
           <w:b/>
@@ -2341,7 +2197,6 @@
         </w:rPr>
         <w:t xml:space="preserve"> </w:t>
       </w:r>
-      <w:proofErr w:type="spellStart"/>
       <w:r>
         <w:rPr>
           <w:color w:val="6A3D3D"/>
@@ -2350,7 +2205,6 @@
         </w:rPr>
         <w:t>ans</w:t>
       </w:r>
-      <w:proofErr w:type="spellEnd"/>
       <w:r>
         <w:rPr>
           <w:spacing w:val="-2"/>
@@ -2396,7 +2250,6 @@
         <w:pStyle w:val="BodyText"/>
         <w:ind w:left="2400" w:right="3925"/>
       </w:pPr>
-      <w:proofErr w:type="spellStart"/>
       <w:r>
         <w:t>System.</w:t>
       </w:r>
@@ -2409,11 +2262,7 @@
         <w:t>out</w:t>
       </w:r>
       <w:r>
-        <w:t>.println</w:t>
-      </w:r>
-      <w:proofErr w:type="spellEnd"/>
-      <w:r>
-        <w:t>(</w:t>
+        <w:t>.println(</w:t>
       </w:r>
       <w:r>
         <w:rPr>
@@ -2422,11 +2271,7 @@
         <w:t>"1. Insert a record "</w:t>
       </w:r>
       <w:r>
-        <w:t xml:space="preserve">); </w:t>
-      </w:r>
-      <w:proofErr w:type="spellStart"/>
-      <w:r>
-        <w:t>System.</w:t>
+        <w:t>); System.</w:t>
       </w:r>
       <w:r>
         <w:rPr>
@@ -2437,11 +2282,7 @@
         <w:t>out</w:t>
       </w:r>
       <w:r>
-        <w:t>.println</w:t>
-      </w:r>
-      <w:proofErr w:type="spellEnd"/>
-      <w:r>
-        <w:t>(</w:t>
+        <w:t>.println(</w:t>
       </w:r>
       <w:r>
         <w:rPr>
@@ -2450,11 +2291,7 @@
         <w:t>"2. Delete a record "</w:t>
       </w:r>
       <w:r>
-        <w:t xml:space="preserve">); </w:t>
-      </w:r>
-      <w:proofErr w:type="spellStart"/>
-      <w:r>
-        <w:t>System.</w:t>
+        <w:t>); System.</w:t>
       </w:r>
       <w:r>
         <w:rPr>
@@ -2465,11 +2302,7 @@
         <w:t>out</w:t>
       </w:r>
       <w:r>
-        <w:t>.println</w:t>
-      </w:r>
-      <w:proofErr w:type="spellEnd"/>
-      <w:r>
-        <w:t>(</w:t>
+        <w:t>.println(</w:t>
       </w:r>
       <w:r>
         <w:rPr>
@@ -2478,11 +2311,7 @@
         <w:t>"3. Modify/Edit a record "</w:t>
       </w:r>
       <w:r>
-        <w:t xml:space="preserve">); </w:t>
-      </w:r>
-      <w:proofErr w:type="spellStart"/>
-      <w:r>
-        <w:t>System.</w:t>
+        <w:t>); System.</w:t>
       </w:r>
       <w:r>
         <w:rPr>
@@ -2493,11 +2322,7 @@
         <w:t>out</w:t>
       </w:r>
       <w:r>
-        <w:t>.println</w:t>
-      </w:r>
-      <w:proofErr w:type="spellEnd"/>
-      <w:r>
-        <w:t>(</w:t>
+        <w:t>.println(</w:t>
       </w:r>
       <w:r>
         <w:rPr>
@@ -2571,13 +2396,8 @@
         <w:t>"</w:t>
       </w:r>
       <w:r>
-        <w:t xml:space="preserve">); </w:t>
-      </w:r>
-      <w:r>
-        <w:lastRenderedPageBreak/>
-        <w:t xml:space="preserve">Scanner </w:t>
-      </w:r>
-      <w:proofErr w:type="spellStart"/>
+        <w:t xml:space="preserve">); Scanner </w:t>
+      </w:r>
       <w:r>
         <w:rPr>
           <w:color w:val="6A3D3D"/>
@@ -2585,7 +2405,6 @@
         </w:rPr>
         <w:t>sc</w:t>
       </w:r>
-      <w:proofErr w:type="spellEnd"/>
       <w:r>
         <w:rPr>
           <w:color w:val="6A3D3D"/>
@@ -2614,11 +2433,7 @@
         <w:t>in</w:t>
       </w:r>
       <w:r>
-        <w:t xml:space="preserve">); </w:t>
-      </w:r>
-      <w:proofErr w:type="spellStart"/>
-      <w:r>
-        <w:t>System.</w:t>
+        <w:t>); System.</w:t>
       </w:r>
       <w:r>
         <w:rPr>
@@ -2629,11 +2444,7 @@
         <w:t>out</w:t>
       </w:r>
       <w:r>
-        <w:t>.println</w:t>
-      </w:r>
-      <w:proofErr w:type="spellEnd"/>
-      <w:r>
-        <w:t>(</w:t>
+        <w:t>.println(</w:t>
       </w:r>
       <w:r>
         <w:rPr>
@@ -2651,7 +2462,6 @@
         <w:spacing w:before="1"/>
         <w:ind w:left="2400" w:right="7013"/>
       </w:pPr>
-      <w:proofErr w:type="spellStart"/>
       <w:r>
         <w:rPr>
           <w:b/>
@@ -2659,7 +2469,6 @@
         </w:rPr>
         <w:t>int</w:t>
       </w:r>
-      <w:proofErr w:type="spellEnd"/>
       <w:r>
         <w:rPr>
           <w:b/>
@@ -2668,14 +2477,12 @@
         </w:rPr>
         <w:t xml:space="preserve"> </w:t>
       </w:r>
-      <w:proofErr w:type="spellStart"/>
       <w:r>
         <w:rPr>
           <w:color w:val="6A3D3D"/>
         </w:rPr>
         <w:t>ch</w:t>
       </w:r>
-      <w:proofErr w:type="spellEnd"/>
       <w:r>
         <w:rPr>
           <w:color w:val="6A3D3D"/>
@@ -2692,8 +2499,6 @@
         </w:rPr>
         <w:t xml:space="preserve"> </w:t>
       </w:r>
-      <w:proofErr w:type="spellStart"/>
-      <w:proofErr w:type="gramStart"/>
       <w:r>
         <w:rPr>
           <w:color w:val="6A3D3D"/>
@@ -2701,21 +2506,14 @@
         <w:t>sc</w:t>
       </w:r>
       <w:r>
-        <w:t>.nextInt</w:t>
-      </w:r>
-      <w:proofErr w:type="spellEnd"/>
-      <w:proofErr w:type="gramEnd"/>
-      <w:r>
-        <w:t xml:space="preserve">(); String </w:t>
-      </w:r>
-      <w:proofErr w:type="spellStart"/>
+        <w:t xml:space="preserve">.nextInt(); String </w:t>
+      </w:r>
       <w:r>
         <w:rPr>
           <w:color w:val="6A3D3D"/>
         </w:rPr>
         <w:t>ename</w:t>
       </w:r>
-      <w:proofErr w:type="spellEnd"/>
       <w:r>
         <w:t>;</w:t>
       </w:r>
@@ -2725,24 +2523,13 @@
         <w:pStyle w:val="BodyText"/>
         <w:ind w:left="2400" w:right="7523"/>
       </w:pPr>
-      <w:proofErr w:type="spellStart"/>
       <w:r>
         <w:rPr>
           <w:b/>
           <w:color w:val="7E0054"/>
         </w:rPr>
-        <w:t>int</w:t>
-      </w:r>
-      <w:proofErr w:type="spellEnd"/>
-      <w:r>
-        <w:rPr>
-          <w:b/>
-          <w:color w:val="7E0054"/>
-        </w:rPr>
-        <w:t xml:space="preserve"> </w:t>
-      </w:r>
-      <w:proofErr w:type="spellStart"/>
-      <w:proofErr w:type="gramStart"/>
+        <w:t xml:space="preserve">int </w:t>
+      </w:r>
       <w:r>
         <w:rPr>
           <w:color w:val="6A3D3D"/>
@@ -2758,8 +2545,6 @@
         </w:rPr>
         <w:t>age</w:t>
       </w:r>
-      <w:proofErr w:type="spellEnd"/>
-      <w:proofErr w:type="gramEnd"/>
       <w:r>
         <w:t>; String</w:t>
       </w:r>
@@ -2906,7 +2691,6 @@
           <w:color w:val="7E0054"/>
           <w:sz w:val="24"/>
         </w:rPr>
-        <w:lastRenderedPageBreak/>
         <w:t>switch</w:t>
       </w:r>
       <w:r>
@@ -2915,7 +2699,6 @@
         </w:rPr>
         <w:t>(</w:t>
       </w:r>
-      <w:proofErr w:type="spellStart"/>
       <w:r>
         <w:rPr>
           <w:color w:val="6A3D3D"/>
@@ -2923,7 +2706,6 @@
         </w:rPr>
         <w:t>ch</w:t>
       </w:r>
-      <w:proofErr w:type="spellEnd"/>
       <w:r>
         <w:rPr>
           <w:sz w:val="24"/>
@@ -2982,7 +2764,6 @@
         <w:pStyle w:val="BodyText"/>
         <w:ind w:left="1141" w:right="3820"/>
       </w:pPr>
-      <w:proofErr w:type="spellStart"/>
       <w:r>
         <w:t>System.</w:t>
       </w:r>
@@ -2995,11 +2776,7 @@
         <w:t>out</w:t>
       </w:r>
       <w:r>
-        <w:t>.println</w:t>
-      </w:r>
-      <w:proofErr w:type="spellEnd"/>
-      <w:r>
-        <w:t>(</w:t>
+        <w:t>.println(</w:t>
       </w:r>
       <w:r>
         <w:rPr>
@@ -3036,38 +2813,23 @@
       <w:r>
         <w:t xml:space="preserve">); </w:t>
       </w:r>
-      <w:proofErr w:type="spellStart"/>
       <w:r>
         <w:rPr>
           <w:color w:val="6A3D3D"/>
         </w:rPr>
-        <w:t>eno</w:t>
-      </w:r>
-      <w:proofErr w:type="spellEnd"/>
+        <w:t xml:space="preserve">eno </w:t>
+      </w:r>
+      <w:r>
+        <w:t xml:space="preserve">= </w:t>
+      </w:r>
       <w:r>
         <w:rPr>
           <w:color w:val="6A3D3D"/>
         </w:rPr>
-        <w:t xml:space="preserve"> </w:t>
-      </w:r>
-      <w:r>
-        <w:t xml:space="preserve">= </w:t>
-      </w:r>
-      <w:proofErr w:type="spellStart"/>
-      <w:proofErr w:type="gramStart"/>
-      <w:r>
-        <w:rPr>
-          <w:color w:val="6A3D3D"/>
-        </w:rPr>
         <w:t>sc</w:t>
       </w:r>
       <w:r>
-        <w:t>.nextInt</w:t>
-      </w:r>
-      <w:proofErr w:type="spellEnd"/>
-      <w:proofErr w:type="gramEnd"/>
-      <w:r>
-        <w:t>();</w:t>
+        <w:t>.nextInt();</w:t>
       </w:r>
     </w:p>
     <w:p>
@@ -3076,7 +2838,6 @@
         <w:spacing w:before="1"/>
         <w:ind w:left="1141" w:right="3820"/>
       </w:pPr>
-      <w:proofErr w:type="spellStart"/>
       <w:r>
         <w:t>System.</w:t>
       </w:r>
@@ -3089,11 +2850,7 @@
         <w:t>out</w:t>
       </w:r>
       <w:r>
-        <w:t>.println</w:t>
-      </w:r>
-      <w:proofErr w:type="spellEnd"/>
-      <w:r>
-        <w:t>(</w:t>
+        <w:t>.println(</w:t>
       </w:r>
       <w:r>
         <w:rPr>
@@ -3130,38 +2887,23 @@
       <w:r>
         <w:t xml:space="preserve">); </w:t>
       </w:r>
-      <w:proofErr w:type="spellStart"/>
       <w:r>
         <w:rPr>
           <w:color w:val="6A3D3D"/>
         </w:rPr>
-        <w:t>ename</w:t>
-      </w:r>
-      <w:proofErr w:type="spellEnd"/>
+        <w:t xml:space="preserve">ename </w:t>
+      </w:r>
+      <w:r>
+        <w:t xml:space="preserve">= </w:t>
+      </w:r>
       <w:r>
         <w:rPr>
           <w:color w:val="6A3D3D"/>
         </w:rPr>
-        <w:t xml:space="preserve"> </w:t>
-      </w:r>
-      <w:r>
-        <w:t xml:space="preserve">= </w:t>
-      </w:r>
-      <w:proofErr w:type="spellStart"/>
-      <w:proofErr w:type="gramStart"/>
-      <w:r>
-        <w:rPr>
-          <w:color w:val="6A3D3D"/>
-        </w:rPr>
         <w:t>sc</w:t>
       </w:r>
       <w:r>
-        <w:t>.next</w:t>
-      </w:r>
-      <w:proofErr w:type="spellEnd"/>
-      <w:proofErr w:type="gramEnd"/>
-      <w:r>
-        <w:t>();</w:t>
+        <w:t>.next();</w:t>
       </w:r>
     </w:p>
     <w:p>
@@ -3169,7 +2911,6 @@
         <w:pStyle w:val="BodyText"/>
         <w:ind w:left="1141" w:right="4234"/>
       </w:pPr>
-      <w:proofErr w:type="spellStart"/>
       <w:r>
         <w:t>System.</w:t>
       </w:r>
@@ -3182,11 +2923,7 @@
         <w:t>out</w:t>
       </w:r>
       <w:r>
-        <w:t>.println</w:t>
-      </w:r>
-      <w:proofErr w:type="spellEnd"/>
-      <w:r>
-        <w:t>(</w:t>
+        <w:t>.println(</w:t>
       </w:r>
       <w:r>
         <w:rPr>
@@ -3232,8 +2969,6 @@
       <w:r>
         <w:t xml:space="preserve">= </w:t>
       </w:r>
-      <w:proofErr w:type="spellStart"/>
-      <w:proofErr w:type="gramStart"/>
       <w:r>
         <w:rPr>
           <w:color w:val="6A3D3D"/>
@@ -3241,12 +2976,7 @@
         <w:t>sc</w:t>
       </w:r>
       <w:r>
-        <w:t>.nextInt</w:t>
-      </w:r>
-      <w:proofErr w:type="spellEnd"/>
-      <w:proofErr w:type="gramEnd"/>
-      <w:r>
-        <w:t>();</w:t>
+        <w:t>.nextInt();</w:t>
       </w:r>
     </w:p>
     <w:p>
@@ -3280,16 +3010,8 @@
         <w:rPr>
           <w:color w:val="2A00FF"/>
         </w:rPr>
-        <w:t xml:space="preserve">"INSERT INTO </w:t>
-      </w:r>
-      <w:proofErr w:type="spellStart"/>
-      <w:r>
-        <w:rPr>
-          <w:color w:val="2A00FF"/>
-        </w:rPr>
-        <w:t>emp</w:t>
-      </w:r>
-      <w:proofErr w:type="spellEnd"/>
+        <w:t>"INSERT INTO emp</w:t>
+      </w:r>
       <w:r>
         <w:rPr>
           <w:color w:val="2A00FF"/>
@@ -3347,14 +3069,12 @@
         </w:rPr>
         <w:t xml:space="preserve"> </w:t>
       </w:r>
-      <w:proofErr w:type="spellStart"/>
       <w:r>
         <w:rPr>
           <w:color w:val="6A3D3D"/>
         </w:rPr>
         <w:t>eno</w:t>
       </w:r>
-      <w:proofErr w:type="spellEnd"/>
       <w:r>
         <w:t>+</w:t>
       </w:r>
@@ -3386,7 +3106,6 @@
         </w:rPr>
         <w:t xml:space="preserve"> </w:t>
       </w:r>
-      <w:proofErr w:type="spellStart"/>
       <w:r>
         <w:rPr>
           <w:color w:val="6A3D3D"/>
@@ -3394,7 +3113,6 @@
         </w:rPr>
         <w:t>ename</w:t>
       </w:r>
-      <w:proofErr w:type="spellEnd"/>
       <w:r>
         <w:rPr>
           <w:spacing w:val="-2"/>
@@ -3425,8 +3143,6 @@
         <w:pStyle w:val="BodyText"/>
         <w:ind w:left="1141"/>
       </w:pPr>
-      <w:proofErr w:type="spellStart"/>
-      <w:proofErr w:type="gramStart"/>
       <w:r>
         <w:rPr>
           <w:color w:val="6A3D3D"/>
@@ -3438,15 +3154,7 @@
         <w:rPr>
           <w:spacing w:val="-2"/>
         </w:rPr>
-        <w:t>.executeUpdate</w:t>
-      </w:r>
-      <w:proofErr w:type="spellEnd"/>
-      <w:proofErr w:type="gramEnd"/>
-      <w:r>
-        <w:rPr>
-          <w:spacing w:val="-2"/>
-        </w:rPr>
-        <w:t>(</w:t>
+        <w:t>.executeUpdate(</w:t>
       </w:r>
       <w:r>
         <w:rPr>
@@ -3505,7 +3213,6 @@
         <w:pStyle w:val="BodyText"/>
         <w:ind w:left="1141" w:right="3820"/>
       </w:pPr>
-      <w:proofErr w:type="spellStart"/>
       <w:r>
         <w:t>System.</w:t>
       </w:r>
@@ -3518,11 +3225,7 @@
         <w:t>out</w:t>
       </w:r>
       <w:r>
-        <w:t>.println</w:t>
-      </w:r>
-      <w:proofErr w:type="spellEnd"/>
-      <w:r>
-        <w:t>(</w:t>
+        <w:t>.println(</w:t>
       </w:r>
       <w:r>
         <w:rPr>
@@ -3559,38 +3262,23 @@
       <w:r>
         <w:t xml:space="preserve">); </w:t>
       </w:r>
-      <w:proofErr w:type="spellStart"/>
       <w:r>
         <w:rPr>
           <w:color w:val="6A3D3D"/>
         </w:rPr>
-        <w:t>eno</w:t>
-      </w:r>
-      <w:proofErr w:type="spellEnd"/>
+        <w:t xml:space="preserve">eno </w:t>
+      </w:r>
+      <w:r>
+        <w:t xml:space="preserve">= </w:t>
+      </w:r>
       <w:r>
         <w:rPr>
           <w:color w:val="6A3D3D"/>
         </w:rPr>
-        <w:t xml:space="preserve"> </w:t>
-      </w:r>
-      <w:r>
-        <w:t xml:space="preserve">= </w:t>
-      </w:r>
-      <w:proofErr w:type="spellStart"/>
-      <w:proofErr w:type="gramStart"/>
-      <w:r>
-        <w:rPr>
-          <w:color w:val="6A3D3D"/>
-        </w:rPr>
         <w:t>sc</w:t>
       </w:r>
       <w:r>
-        <w:t>.nextInt</w:t>
-      </w:r>
-      <w:proofErr w:type="spellEnd"/>
-      <w:proofErr w:type="gramEnd"/>
-      <w:r>
-        <w:t>();</w:t>
+        <w:t>.nextInt();</w:t>
       </w:r>
     </w:p>
     <w:p>
@@ -3621,85 +3309,51 @@
         </w:rPr>
         <w:t xml:space="preserve"> </w:t>
       </w:r>
-      <w:proofErr w:type="spellStart"/>
-      <w:r>
-        <w:rPr>
-          <w:color w:val="2A00FF"/>
-        </w:rPr>
-        <w:t>emp</w:t>
-      </w:r>
-      <w:proofErr w:type="spellEnd"/>
-      <w:r>
-        <w:rPr>
-          <w:color w:val="2A00FF"/>
-        </w:rPr>
-        <w:t xml:space="preserve"> where </w:t>
-      </w:r>
-      <w:proofErr w:type="spellStart"/>
-      <w:r>
-        <w:rPr>
-          <w:color w:val="2A00FF"/>
+      <w:r>
+        <w:rPr>
+          <w:color w:val="2A00FF"/>
+        </w:rPr>
+        <w:t>emp where eno='"</w:t>
+      </w:r>
+      <w:r>
+        <w:t>+</w:t>
+      </w:r>
+      <w:r>
+        <w:rPr>
+          <w:color w:val="6A3D3D"/>
         </w:rPr>
         <w:t>eno</w:t>
       </w:r>
-      <w:proofErr w:type="spellEnd"/>
-      <w:r>
-        <w:rPr>
-          <w:color w:val="2A00FF"/>
-        </w:rPr>
-        <w:t>='"</w:t>
-      </w:r>
       <w:r>
         <w:t>+</w:t>
       </w:r>
-      <w:proofErr w:type="spellStart"/>
+      <w:r>
+        <w:rPr>
+          <w:color w:val="2A00FF"/>
+        </w:rPr>
+        <w:t>"'"</w:t>
+      </w:r>
+      <w:r>
+        <w:t xml:space="preserve">; </w:t>
+      </w:r>
       <w:r>
         <w:rPr>
           <w:color w:val="6A3D3D"/>
-        </w:rPr>
-        <w:t>eno</w:t>
-      </w:r>
-      <w:proofErr w:type="spellEnd"/>
-      <w:r>
-        <w:t>+</w:t>
-      </w:r>
-      <w:r>
-        <w:rPr>
-          <w:color w:val="2A00FF"/>
-        </w:rPr>
-        <w:t>"'"</w:t>
-      </w:r>
-      <w:r>
-        <w:t xml:space="preserve">; </w:t>
-      </w:r>
-      <w:proofErr w:type="spellStart"/>
-      <w:proofErr w:type="gramStart"/>
+          <w:spacing w:val="-2"/>
+        </w:rPr>
+        <w:t>stmt</w:t>
+      </w:r>
+      <w:r>
+        <w:rPr>
+          <w:spacing w:val="-2"/>
+        </w:rPr>
+        <w:t>.executeUpdate(</w:t>
+      </w:r>
       <w:r>
         <w:rPr>
           <w:color w:val="6A3D3D"/>
           <w:spacing w:val="-2"/>
         </w:rPr>
-        <w:t>stmt</w:t>
-      </w:r>
-      <w:r>
-        <w:rPr>
-          <w:spacing w:val="-2"/>
-        </w:rPr>
-        <w:t>.executeUpdate</w:t>
-      </w:r>
-      <w:proofErr w:type="spellEnd"/>
-      <w:proofErr w:type="gramEnd"/>
-      <w:r>
-        <w:rPr>
-          <w:spacing w:val="-2"/>
-        </w:rPr>
-        <w:t>(</w:t>
-      </w:r>
-      <w:r>
-        <w:rPr>
-          <w:color w:val="6A3D3D"/>
-          <w:spacing w:val="-2"/>
-        </w:rPr>
         <w:t>query</w:t>
       </w:r>
       <w:r>
@@ -3708,7 +3362,6 @@
         </w:rPr>
         <w:t xml:space="preserve">); </w:t>
       </w:r>
-      <w:proofErr w:type="spellStart"/>
       <w:r>
         <w:t>System.</w:t>
       </w:r>
@@ -3721,11 +3374,7 @@
         <w:t>out</w:t>
       </w:r>
       <w:r>
-        <w:t>.println</w:t>
-      </w:r>
-      <w:proofErr w:type="spellEnd"/>
-      <w:r>
-        <w:t>(</w:t>
+        <w:t>.println(</w:t>
       </w:r>
       <w:r>
         <w:rPr>
@@ -3826,7 +3475,6 @@
           <w:color w:val="2A00FF"/>
           <w:spacing w:val="-2"/>
         </w:rPr>
-        <w:lastRenderedPageBreak/>
         <w:t>successfully.</w:t>
       </w:r>
       <w:r>
@@ -3892,25 +3540,21 @@
         <w:pStyle w:val="BodyText"/>
         <w:ind w:left="2821"/>
       </w:pPr>
-      <w:proofErr w:type="spellStart"/>
       <w:r>
         <w:t>PreparedStatement</w:t>
       </w:r>
-      <w:proofErr w:type="spellEnd"/>
       <w:r>
         <w:rPr>
           <w:spacing w:val="-3"/>
         </w:rPr>
         <w:t xml:space="preserve"> </w:t>
       </w:r>
-      <w:proofErr w:type="spellStart"/>
       <w:r>
         <w:rPr>
           <w:color w:val="6A3D3D"/>
         </w:rPr>
         <w:t>ps</w:t>
       </w:r>
-      <w:proofErr w:type="spellEnd"/>
       <w:r>
         <w:rPr>
           <w:color w:val="6A3D3D"/>
@@ -3982,14 +3626,12 @@
         </w:rPr>
         <w:t xml:space="preserve"> </w:t>
       </w:r>
-      <w:proofErr w:type="spellStart"/>
       <w:r>
         <w:rPr>
           <w:color w:val="2A00FF"/>
         </w:rPr>
         <w:t>emp</w:t>
       </w:r>
-      <w:proofErr w:type="spellEnd"/>
       <w:r>
         <w:rPr>
           <w:color w:val="2A00FF"/>
@@ -4036,19 +3678,11 @@
         </w:rPr>
         <w:t xml:space="preserve"> </w:t>
       </w:r>
-      <w:proofErr w:type="spellStart"/>
-      <w:r>
-        <w:rPr>
-          <w:color w:val="2A00FF"/>
-        </w:rPr>
-        <w:t>eno</w:t>
-      </w:r>
-      <w:proofErr w:type="spellEnd"/>
-      <w:r>
-        <w:rPr>
-          <w:color w:val="2A00FF"/>
-        </w:rPr>
-        <w:t>=?</w:t>
+      <w:r>
+        <w:rPr>
+          <w:color w:val="2A00FF"/>
+        </w:rPr>
+        <w:t>eno=?</w:t>
       </w:r>
       <w:r>
         <w:rPr>
@@ -4066,51 +3700,32 @@
       <w:r>
         <w:t xml:space="preserve">; </w:t>
       </w:r>
-      <w:proofErr w:type="spellStart"/>
       <w:r>
         <w:rPr>
           <w:color w:val="6A3D3D"/>
         </w:rPr>
-        <w:t>ps</w:t>
-      </w:r>
-      <w:proofErr w:type="spellEnd"/>
+        <w:t xml:space="preserve">ps </w:t>
+      </w:r>
+      <w:r>
+        <w:t xml:space="preserve">= </w:t>
+      </w:r>
       <w:r>
         <w:rPr>
           <w:color w:val="6A3D3D"/>
         </w:rPr>
-        <w:t xml:space="preserve"> </w:t>
-      </w:r>
-      <w:r>
-        <w:t xml:space="preserve">= </w:t>
-      </w:r>
-      <w:proofErr w:type="spellStart"/>
-      <w:proofErr w:type="gramStart"/>
+        <w:t>con</w:t>
+      </w:r>
+      <w:r>
+        <w:t>.prepareStatement(</w:t>
+      </w:r>
       <w:r>
         <w:rPr>
           <w:color w:val="6A3D3D"/>
         </w:rPr>
-        <w:t>con</w:t>
-      </w:r>
-      <w:r>
-        <w:t>.prepareStatement</w:t>
-      </w:r>
-      <w:proofErr w:type="spellEnd"/>
-      <w:proofErr w:type="gramEnd"/>
-      <w:r>
-        <w:t>(</w:t>
-      </w:r>
-      <w:r>
-        <w:rPr>
-          <w:color w:val="6A3D3D"/>
-        </w:rPr>
         <w:t>query</w:t>
       </w:r>
       <w:r>
-        <w:t xml:space="preserve">); </w:t>
-      </w:r>
-      <w:proofErr w:type="spellStart"/>
-      <w:r>
-        <w:t>System.</w:t>
+        <w:t>); System.</w:t>
       </w:r>
       <w:r>
         <w:rPr>
@@ -4121,11 +3736,7 @@
         <w:t>out</w:t>
       </w:r>
       <w:r>
-        <w:t>.println</w:t>
-      </w:r>
-      <w:proofErr w:type="spellEnd"/>
-      <w:r>
-        <w:t>(</w:t>
+        <w:t>.println(</w:t>
       </w:r>
       <w:r>
         <w:rPr>
@@ -4136,36 +3747,23 @@
       <w:r>
         <w:t xml:space="preserve">); </w:t>
       </w:r>
-      <w:proofErr w:type="spellStart"/>
       <w:r>
         <w:rPr>
           <w:color w:val="6A3D3D"/>
         </w:rPr>
-        <w:t>eno</w:t>
-      </w:r>
-      <w:proofErr w:type="spellEnd"/>
+        <w:t xml:space="preserve">eno </w:t>
+      </w:r>
+      <w:r>
+        <w:t xml:space="preserve">= </w:t>
+      </w:r>
       <w:r>
         <w:rPr>
           <w:color w:val="6A3D3D"/>
         </w:rPr>
-        <w:t xml:space="preserve"> </w:t>
-      </w:r>
-      <w:r>
-        <w:t xml:space="preserve">= </w:t>
-      </w:r>
-      <w:proofErr w:type="spellStart"/>
-      <w:r>
-        <w:rPr>
-          <w:color w:val="6A3D3D"/>
-        </w:rPr>
         <w:t>sc</w:t>
       </w:r>
       <w:r>
-        <w:t>.nextInt</w:t>
-      </w:r>
-      <w:proofErr w:type="spellEnd"/>
-      <w:r>
-        <w:t>();</w:t>
+        <w:t>.nextInt();</w:t>
       </w:r>
     </w:p>
     <w:p>
@@ -4176,7 +3774,6 @@
           <w:spacing w:val="-2"/>
         </w:rPr>
       </w:pPr>
-      <w:proofErr w:type="spellStart"/>
       <w:r>
         <w:t>System.</w:t>
       </w:r>
@@ -4189,11 +3786,7 @@
         <w:t>out</w:t>
       </w:r>
       <w:r>
-        <w:t>.println</w:t>
-      </w:r>
-      <w:proofErr w:type="spellEnd"/>
-      <w:r>
-        <w:t>(</w:t>
+        <w:t>.println(</w:t>
       </w:r>
       <w:r>
         <w:rPr>
@@ -4243,35 +3836,41 @@
           <w:spacing w:val="-2"/>
         </w:rPr>
       </w:pPr>
-      <w:proofErr w:type="spellStart"/>
-      <w:r>
-        <w:rPr>
-          <w:spacing w:val="-2"/>
+      <w:r>
+        <w:rPr>
+          <w:spacing w:val="-2"/>
+        </w:rPr>
+        <w:t>ename=sc.next();</w:t>
+      </w:r>
+    </w:p>
+    <w:p>
+      <w:pPr>
+        <w:pStyle w:val="BodyText"/>
+        <w:ind w:left="2821"/>
+      </w:pPr>
+      <w:r>
+        <w:rPr>
+          <w:color w:val="6A3D3D"/>
+        </w:rPr>
+        <w:t>ps</w:t>
+      </w:r>
+      <w:r>
+        <w:t>.setString(1,</w:t>
+      </w:r>
+      <w:r>
+        <w:rPr>
+          <w:spacing w:val="-15"/>
+        </w:rPr>
+        <w:t xml:space="preserve"> </w:t>
+      </w:r>
+      <w:r>
+        <w:rPr>
+          <w:color w:val="6A3D3D"/>
         </w:rPr>
         <w:t>ename</w:t>
       </w:r>
-      <w:proofErr w:type="spellEnd"/>
-      <w:r>
-        <w:rPr>
-          <w:spacing w:val="-2"/>
-        </w:rPr>
-        <w:t>=</w:t>
-      </w:r>
-      <w:proofErr w:type="spellStart"/>
-      <w:proofErr w:type="gramStart"/>
-      <w:r>
-        <w:rPr>
-          <w:spacing w:val="-2"/>
-        </w:rPr>
-        <w:t>sc.next</w:t>
-      </w:r>
-      <w:proofErr w:type="spellEnd"/>
-      <w:proofErr w:type="gramEnd"/>
-      <w:r>
-        <w:rPr>
-          <w:spacing w:val="-2"/>
-        </w:rPr>
-        <w:t>();</w:t>
+      <w:r>
+        <w:t xml:space="preserve">); </w:t>
       </w:r>
     </w:p>
     <w:p>
@@ -4279,8 +3878,6 @@
         <w:pStyle w:val="BodyText"/>
         <w:ind w:left="2821"/>
       </w:pPr>
-      <w:proofErr w:type="spellStart"/>
-      <w:proofErr w:type="gramStart"/>
       <w:r>
         <w:rPr>
           <w:color w:val="6A3D3D"/>
@@ -4288,60 +3885,14 @@
         <w:t>ps</w:t>
       </w:r>
       <w:r>
-        <w:t>.setString</w:t>
-      </w:r>
-      <w:proofErr w:type="spellEnd"/>
-      <w:proofErr w:type="gramEnd"/>
-      <w:r>
-        <w:t>(1,</w:t>
-      </w:r>
-      <w:r>
-        <w:rPr>
-          <w:spacing w:val="-15"/>
-        </w:rPr>
-        <w:t xml:space="preserve"> </w:t>
-      </w:r>
-      <w:proofErr w:type="spellStart"/>
+        <w:t xml:space="preserve">.setInt(2, </w:t>
+      </w:r>
       <w:r>
         <w:rPr>
           <w:color w:val="6A3D3D"/>
         </w:rPr>
-        <w:t>ename</w:t>
-      </w:r>
-      <w:proofErr w:type="spellEnd"/>
-      <w:r>
-        <w:t xml:space="preserve">); </w:t>
-      </w:r>
-    </w:p>
-    <w:p>
-      <w:pPr>
-        <w:pStyle w:val="BodyText"/>
-        <w:ind w:left="2821"/>
-      </w:pPr>
-      <w:proofErr w:type="spellStart"/>
-      <w:proofErr w:type="gramStart"/>
-      <w:r>
-        <w:rPr>
-          <w:color w:val="6A3D3D"/>
-        </w:rPr>
-        <w:t>ps</w:t>
-      </w:r>
-      <w:r>
-        <w:t>.setInt</w:t>
-      </w:r>
-      <w:proofErr w:type="spellEnd"/>
-      <w:proofErr w:type="gramEnd"/>
-      <w:r>
-        <w:t xml:space="preserve">(2, </w:t>
-      </w:r>
-      <w:proofErr w:type="spellStart"/>
-      <w:r>
-        <w:rPr>
-          <w:color w:val="6A3D3D"/>
-        </w:rPr>
         <w:t>eno</w:t>
       </w:r>
-      <w:proofErr w:type="spellEnd"/>
       <w:r>
         <w:t>);</w:t>
       </w:r>
@@ -4353,8 +3904,6 @@
         <w:ind w:left="2709" w:right="6474" w:firstLine="112"/>
         <w:jc w:val="both"/>
       </w:pPr>
-      <w:proofErr w:type="spellStart"/>
-      <w:proofErr w:type="gramStart"/>
       <w:r>
         <w:rPr>
           <w:color w:val="6A3D3D"/>
@@ -4366,15 +3915,7 @@
         <w:rPr>
           <w:spacing w:val="-2"/>
         </w:rPr>
-        <w:t>.executeUpdate</w:t>
-      </w:r>
-      <w:proofErr w:type="spellEnd"/>
-      <w:proofErr w:type="gramEnd"/>
-      <w:r>
-        <w:rPr>
-          <w:spacing w:val="-2"/>
-        </w:rPr>
-        <w:t>();</w:t>
+        <w:t>.executeUpdate();</w:t>
       </w:r>
     </w:p>
     <w:p>
@@ -4387,11 +3928,7 @@
         <w:jc w:val="both"/>
       </w:pPr>
       <w:r>
-        <w:t xml:space="preserve">                                     </w:t>
-      </w:r>
-      <w:proofErr w:type="spellStart"/>
-      <w:r>
-        <w:t>System.</w:t>
+        <w:t xml:space="preserve">                                     System.</w:t>
       </w:r>
       <w:r>
         <w:rPr>
@@ -4402,11 +3939,7 @@
         <w:t>out</w:t>
       </w:r>
       <w:r>
-        <w:t>.println</w:t>
-      </w:r>
-      <w:proofErr w:type="spellEnd"/>
-      <w:r>
-        <w:t>(</w:t>
+        <w:t>.println(</w:t>
       </w:r>
       <w:r>
         <w:rPr>
@@ -4522,29 +4055,24 @@
           <w:cols w:space="720"/>
         </w:sectPr>
       </w:pPr>
-      <w:proofErr w:type="spellStart"/>
       <w:r>
         <w:t>ResultSet</w:t>
       </w:r>
-      <w:proofErr w:type="spellEnd"/>
       <w:r>
         <w:rPr>
           <w:spacing w:val="-4"/>
         </w:rPr>
         <w:t xml:space="preserve"> </w:t>
       </w:r>
-      <w:proofErr w:type="spellStart"/>
       <w:r>
         <w:rPr>
           <w:color w:val="6A3D3D"/>
         </w:rPr>
         <w:t>rs</w:t>
       </w:r>
-      <w:proofErr w:type="spellEnd"/>
       <w:r>
         <w:t>=</w:t>
       </w:r>
-      <w:proofErr w:type="spellStart"/>
       <w:r>
         <w:rPr>
           <w:color w:val="6A3D3D"/>
@@ -4552,11 +4080,7 @@
         <w:t>stmt</w:t>
       </w:r>
       <w:r>
-        <w:t>.executeQuery</w:t>
-      </w:r>
-      <w:proofErr w:type="spellEnd"/>
-      <w:r>
-        <w:t>(</w:t>
+        <w:t>.executeQuery(</w:t>
       </w:r>
       <w:r>
         <w:rPr>
@@ -4595,23 +4119,7 @@
           <w:color w:val="2A00FF"/>
           <w:spacing w:val="-2"/>
         </w:rPr>
-        <w:t xml:space="preserve"> </w:t>
-      </w:r>
-      <w:proofErr w:type="spellStart"/>
-      <w:r>
-        <w:rPr>
-          <w:color w:val="2A00FF"/>
-          <w:spacing w:val="-2"/>
-        </w:rPr>
-        <w:t>emp</w:t>
-      </w:r>
-      <w:proofErr w:type="spellEnd"/>
-      <w:r>
-        <w:rPr>
-          <w:color w:val="2A00FF"/>
-          <w:spacing w:val="-2"/>
-        </w:rPr>
-        <w:t>"</w:t>
+        <w:t xml:space="preserve"> emp"</w:t>
       </w:r>
       <w:r>
         <w:rPr>
@@ -4627,6 +4135,7 @@
       <w:r>
         <w:rPr>
           <w:noProof/>
+          <w:lang w:val="en-IN" w:eastAsia="en-IN"/>
         </w:rPr>
         <w:lastRenderedPageBreak/>
         <mc:AlternateContent>
@@ -4670,17 +4179,7 @@
                         <w:txbxContent>
                           <w:p>
                             <w:r>
-                              <w:t>while(</w:t>
-                            </w:r>
-                            <w:proofErr w:type="spellStart"/>
-                            <w:proofErr w:type="gramStart"/>
-                            <w:r>
-                              <w:t>rs.next</w:t>
-                            </w:r>
-                            <w:proofErr w:type="spellEnd"/>
-                            <w:proofErr w:type="gramEnd"/>
-                            <w:r>
-                              <w:t>())</w:t>
+                              <w:t>while(rs.next())</w:t>
                             </w:r>
                           </w:p>
                           <w:p>
@@ -4688,34 +4187,8 @@
                               <w:pStyle w:val="BodyText"/>
                               <w:ind w:left="720"/>
                             </w:pPr>
-                            <w:proofErr w:type="spellStart"/>
                             <w:r>
-                              <w:t>System.out.println</w:t>
-                            </w:r>
-                            <w:proofErr w:type="spellEnd"/>
-                            <w:r>
-                              <w:t>(</w:t>
-                            </w:r>
-                            <w:proofErr w:type="spellStart"/>
-                            <w:proofErr w:type="gramStart"/>
-                            <w:r>
-                              <w:t>rs.getInt</w:t>
-                            </w:r>
-                            <w:proofErr w:type="spellEnd"/>
-                            <w:proofErr w:type="gramEnd"/>
-                            <w:r>
-                              <w:t>(1)+" "+</w:t>
-                            </w:r>
-                            <w:proofErr w:type="spellStart"/>
-                            <w:r>
-                              <w:t>rs.getString</w:t>
-                            </w:r>
-                            <w:proofErr w:type="spellEnd"/>
-                            <w:r>
-                              <w:t>(2)+"</w:t>
-                            </w:r>
-                            <w:r>
-                              <w:t xml:space="preserve"> </w:t>
+                              <w:t xml:space="preserve">System.out.println(rs.getInt(1)+" "+rs.getString(2)+" </w:t>
                             </w:r>
                             <w:r>
                               <w:rPr>
@@ -4730,7 +4203,6 @@
                               </w:rPr>
                               <w:t>+</w:t>
                             </w:r>
-                            <w:proofErr w:type="spellStart"/>
                             <w:r>
                               <w:rPr>
                                 <w:color w:val="6A3D3D"/>
@@ -4742,14 +4214,7 @@
                               <w:rPr>
                                 <w:spacing w:val="-2"/>
                               </w:rPr>
-                              <w:t>.getInt</w:t>
-                            </w:r>
-                            <w:proofErr w:type="spellEnd"/>
-                            <w:r>
-                              <w:rPr>
-                                <w:spacing w:val="-2"/>
-                              </w:rPr>
-                              <w:t>(3));</w:t>
+                              <w:t>.getInt(3));</w:t>
                             </w:r>
                           </w:p>
                           <w:p/>
@@ -4759,41 +4224,13 @@
                             </w:r>
                           </w:p>
                           <w:p>
-                            <w:proofErr w:type="spellStart"/>
                             <w:r>
-                              <w:t>System.out.println</w:t>
-                            </w:r>
-                            <w:proofErr w:type="spellEnd"/>
-                            <w:r>
-                              <w:t xml:space="preserve">("Enter </w:t>
-                            </w:r>
-                            <w:proofErr w:type="gramStart"/>
-                            <w:r>
-                              <w:t>another(</w:t>
-                            </w:r>
-                            <w:proofErr w:type="gramEnd"/>
-                            <w:r>
-                              <w:t xml:space="preserve">1/0)"); </w:t>
+                              <w:t xml:space="preserve">System.out.println("Enter another(1/0)"); </w:t>
                             </w:r>
                           </w:p>
                           <w:p>
-                            <w:proofErr w:type="spellStart"/>
                             <w:r>
-                              <w:t>ans</w:t>
-                            </w:r>
-                            <w:proofErr w:type="spellEnd"/>
-                            <w:r>
-                              <w:t xml:space="preserve"> = </w:t>
-                            </w:r>
-                            <w:proofErr w:type="spellStart"/>
-                            <w:proofErr w:type="gramStart"/>
-                            <w:r>
-                              <w:t>sc.nextInt</w:t>
-                            </w:r>
-                            <w:proofErr w:type="spellEnd"/>
-                            <w:proofErr w:type="gramEnd"/>
-                            <w:r>
-                              <w:t>();</w:t>
+                              <w:t>ans = sc.nextInt();</w:t>
                             </w:r>
                           </w:p>
                           <w:p>
@@ -4803,46 +4240,18 @@
                           </w:p>
                           <w:p>
                             <w:r>
-                              <w:t>while(</w:t>
-                            </w:r>
-                            <w:proofErr w:type="spellStart"/>
-                            <w:r>
-                              <w:t>ans</w:t>
-                            </w:r>
-                            <w:proofErr w:type="spellEnd"/>
-                            <w:r>
-                              <w:t>==1);</w:t>
+                              <w:t>while(ans==1);</w:t>
                             </w:r>
                           </w:p>
                           <w:p/>
                           <w:p>
-                            <w:proofErr w:type="spellStart"/>
-                            <w:proofErr w:type="gramStart"/>
                             <w:r>
-                              <w:t>con.close</w:t>
-                            </w:r>
-                            <w:proofErr w:type="spellEnd"/>
-                            <w:proofErr w:type="gramEnd"/>
-                            <w:r>
-                              <w:t>();</w:t>
+                              <w:t>con.close();</w:t>
                             </w:r>
                           </w:p>
                           <w:p>
-                            <w:proofErr w:type="gramStart"/>
                             <w:r>
-                              <w:t>}catch</w:t>
-                            </w:r>
-                            <w:proofErr w:type="gramEnd"/>
-                            <w:r>
-                              <w:t xml:space="preserve">(Exception e){ </w:t>
-                            </w:r>
-                            <w:proofErr w:type="spellStart"/>
-                            <w:r>
-                              <w:t>System.out.println</w:t>
-                            </w:r>
-                            <w:proofErr w:type="spellEnd"/>
-                            <w:r>
-                              <w:t>(e);}</w:t>
+                              <w:t>}catch(Exception e){ System.out.println(e);}</w:t>
                             </w:r>
                           </w:p>
                           <w:p>
@@ -5121,7 +4530,7 @@
 </file>
 
 <file path=word/endnotes.xml><?xml version="1.0" encoding="utf-8"?>
-<w:endnotes xmlns:wpc="http://schemas.microsoft.com/office/word/2010/wordprocessingCanvas" xmlns:cx="http://schemas.microsoft.com/office/drawing/2014/chartex" xmlns:mc="http://schemas.openxmlformats.org/markup-compatibility/2006" xmlns:o="urn:schemas-microsoft-com:office:office" xmlns:r="http://schemas.openxmlformats.org/officeDocument/2006/relationships" xmlns:m="http://schemas.openxmlformats.org/officeDocument/2006/math" xmlns:v="urn:schemas-microsoft-com:vml" xmlns:wp14="http://schemas.microsoft.com/office/word/2010/wordprocessingDrawing" xmlns:wp="http://schemas.openxmlformats.org/drawingml/2006/wordprocessingDrawing" xmlns:w10="urn:schemas-microsoft-com:office:word" xmlns:w="http://schemas.openxmlformats.org/wordprocessingml/2006/main" xmlns:w14="http://schemas.microsoft.com/office/word/2010/wordml" xmlns:w15="http://schemas.microsoft.com/office/word/2012/wordml" xmlns:w16se="http://schemas.microsoft.com/office/word/2015/wordml/symex" xmlns:wpg="http://schemas.microsoft.com/office/word/2010/wordprocessingGroup" xmlns:wpi="http://schemas.microsoft.com/office/word/2010/wordprocessingInk" xmlns:wne="http://schemas.microsoft.com/office/word/2006/wordml" xmlns:wps="http://schemas.microsoft.com/office/word/2010/wordprocessingShape" mc:Ignorable="w14 w15 w16se wp14">
+<w:endnotes xmlns:wpc="http://schemas.microsoft.com/office/word/2010/wordprocessingCanvas" xmlns:cx="http://schemas.microsoft.com/office/drawing/2014/chartex" xmlns:cx1="http://schemas.microsoft.com/office/drawing/2015/9/8/chartex" xmlns:mc="http://schemas.openxmlformats.org/markup-compatibility/2006" xmlns:o="urn:schemas-microsoft-com:office:office" xmlns:r="http://schemas.openxmlformats.org/officeDocument/2006/relationships" xmlns:m="http://schemas.openxmlformats.org/officeDocument/2006/math" xmlns:v="urn:schemas-microsoft-com:vml" xmlns:wp14="http://schemas.microsoft.com/office/word/2010/wordprocessingDrawing" xmlns:wp="http://schemas.openxmlformats.org/drawingml/2006/wordprocessingDrawing" xmlns:w10="urn:schemas-microsoft-com:office:word" xmlns:w="http://schemas.openxmlformats.org/wordprocessingml/2006/main" xmlns:w14="http://schemas.microsoft.com/office/word/2010/wordml" xmlns:w15="http://schemas.microsoft.com/office/word/2012/wordml" xmlns:w16se="http://schemas.microsoft.com/office/word/2015/wordml/symex" xmlns:wpg="http://schemas.microsoft.com/office/word/2010/wordprocessingGroup" xmlns:wpi="http://schemas.microsoft.com/office/word/2010/wordprocessingInk" xmlns:wne="http://schemas.microsoft.com/office/word/2006/wordml" xmlns:wps="http://schemas.microsoft.com/office/word/2010/wordprocessingShape" mc:Ignorable="w14 w15 w16se wp14">
   <w:endnote w:type="separator" w:id="-1">
     <w:p>
       <w:r>
@@ -5140,7 +4549,7 @@
 </file>
 
 <file path=word/footnotes.xml><?xml version="1.0" encoding="utf-8"?>
-<w:footnotes xmlns:wpc="http://schemas.microsoft.com/office/word/2010/wordprocessingCanvas" xmlns:cx="http://schemas.microsoft.com/office/drawing/2014/chartex" xmlns:mc="http://schemas.openxmlformats.org/markup-compatibility/2006" xmlns:o="urn:schemas-microsoft-com:office:office" xmlns:r="http://schemas.openxmlformats.org/officeDocument/2006/relationships" xmlns:m="http://schemas.openxmlformats.org/officeDocument/2006/math" xmlns:v="urn:schemas-microsoft-com:vml" xmlns:wp14="http://schemas.microsoft.com/office/word/2010/wordprocessingDrawing" xmlns:wp="http://schemas.openxmlformats.org/drawingml/2006/wordprocessingDrawing" xmlns:w10="urn:schemas-microsoft-com:office:word" xmlns:w="http://schemas.openxmlformats.org/wordprocessingml/2006/main" xmlns:w14="http://schemas.microsoft.com/office/word/2010/wordml" xmlns:w15="http://schemas.microsoft.com/office/word/2012/wordml" xmlns:w16se="http://schemas.microsoft.com/office/word/2015/wordml/symex" xmlns:wpg="http://schemas.microsoft.com/office/word/2010/wordprocessingGroup" xmlns:wpi="http://schemas.microsoft.com/office/word/2010/wordprocessingInk" xmlns:wne="http://schemas.microsoft.com/office/word/2006/wordml" xmlns:wps="http://schemas.microsoft.com/office/word/2010/wordprocessingShape" mc:Ignorable="w14 w15 w16se wp14">
+<w:footnotes xmlns:wpc="http://schemas.microsoft.com/office/word/2010/wordprocessingCanvas" xmlns:cx="http://schemas.microsoft.com/office/drawing/2014/chartex" xmlns:cx1="http://schemas.microsoft.com/office/drawing/2015/9/8/chartex" xmlns:mc="http://schemas.openxmlformats.org/markup-compatibility/2006" xmlns:o="urn:schemas-microsoft-com:office:office" xmlns:r="http://schemas.openxmlformats.org/officeDocument/2006/relationships" xmlns:m="http://schemas.openxmlformats.org/officeDocument/2006/math" xmlns:v="urn:schemas-microsoft-com:vml" xmlns:wp14="http://schemas.microsoft.com/office/word/2010/wordprocessingDrawing" xmlns:wp="http://schemas.openxmlformats.org/drawingml/2006/wordprocessingDrawing" xmlns:w10="urn:schemas-microsoft-com:office:word" xmlns:w="http://schemas.openxmlformats.org/wordprocessingml/2006/main" xmlns:w14="http://schemas.microsoft.com/office/word/2010/wordml" xmlns:w15="http://schemas.microsoft.com/office/word/2012/wordml" xmlns:w16se="http://schemas.microsoft.com/office/word/2015/wordml/symex" xmlns:wpg="http://schemas.microsoft.com/office/word/2010/wordprocessingGroup" xmlns:wpi="http://schemas.microsoft.com/office/word/2010/wordprocessingInk" xmlns:wne="http://schemas.microsoft.com/office/word/2006/wordml" xmlns:wps="http://schemas.microsoft.com/office/word/2010/wordprocessingShape" mc:Ignorable="w14 w15 w16se wp14">
   <w:footnote w:type="separator" w:id="-1">
     <w:p>
       <w:r>
@@ -5159,7 +4568,7 @@
 </file>
 
 <file path=word/header1.xml><?xml version="1.0" encoding="utf-8"?>
-<w:hdr xmlns:wpc="http://schemas.microsoft.com/office/word/2010/wordprocessingCanvas" xmlns:cx="http://schemas.microsoft.com/office/drawing/2014/chartex" xmlns:mc="http://schemas.openxmlformats.org/markup-compatibility/2006" xmlns:o="urn:schemas-microsoft-com:office:office" xmlns:r="http://schemas.openxmlformats.org/officeDocument/2006/relationships" xmlns:m="http://schemas.openxmlformats.org/officeDocument/2006/math" xmlns:v="urn:schemas-microsoft-com:vml" xmlns:wp14="http://schemas.microsoft.com/office/word/2010/wordprocessingDrawing" xmlns:wp="http://schemas.openxmlformats.org/drawingml/2006/wordprocessingDrawing" xmlns:w10="urn:schemas-microsoft-com:office:word" xmlns:w="http://schemas.openxmlformats.org/wordprocessingml/2006/main" xmlns:w14="http://schemas.microsoft.com/office/word/2010/wordml" xmlns:w15="http://schemas.microsoft.com/office/word/2012/wordml" xmlns:w16se="http://schemas.microsoft.com/office/word/2015/wordml/symex" xmlns:wpg="http://schemas.microsoft.com/office/word/2010/wordprocessingGroup" xmlns:wpi="http://schemas.microsoft.com/office/word/2010/wordprocessingInk" xmlns:wne="http://schemas.microsoft.com/office/word/2006/wordml" xmlns:wps="http://schemas.microsoft.com/office/word/2010/wordprocessingShape" mc:Ignorable="w14 w15 w16se wp14">
+<w:hdr xmlns:wpc="http://schemas.microsoft.com/office/word/2010/wordprocessingCanvas" xmlns:cx="http://schemas.microsoft.com/office/drawing/2014/chartex" xmlns:cx1="http://schemas.microsoft.com/office/drawing/2015/9/8/chartex" xmlns:mc="http://schemas.openxmlformats.org/markup-compatibility/2006" xmlns:o="urn:schemas-microsoft-com:office:office" xmlns:r="http://schemas.openxmlformats.org/officeDocument/2006/relationships" xmlns:m="http://schemas.openxmlformats.org/officeDocument/2006/math" xmlns:v="urn:schemas-microsoft-com:vml" xmlns:wp14="http://schemas.microsoft.com/office/word/2010/wordprocessingDrawing" xmlns:wp="http://schemas.openxmlformats.org/drawingml/2006/wordprocessingDrawing" xmlns:w10="urn:schemas-microsoft-com:office:word" xmlns:w="http://schemas.openxmlformats.org/wordprocessingml/2006/main" xmlns:w14="http://schemas.microsoft.com/office/word/2010/wordml" xmlns:w15="http://schemas.microsoft.com/office/word/2012/wordml" xmlns:w16se="http://schemas.microsoft.com/office/word/2015/wordml/symex" xmlns:wpg="http://schemas.microsoft.com/office/word/2010/wordprocessingGroup" xmlns:wpi="http://schemas.microsoft.com/office/word/2010/wordprocessingInk" xmlns:wne="http://schemas.microsoft.com/office/word/2006/wordml" xmlns:wps="http://schemas.microsoft.com/office/word/2010/wordprocessingShape" mc:Ignorable="w14 w15 w16se wp14">
   <w:p>
     <w:pPr>
       <w:pStyle w:val="Header"/>
